--- a/Calendario2026/Actividades/A5_DHCP/Actividad5.docx
+++ b/Calendario2026/Actividades/A5_DHCP/Actividad5.docx
@@ -177,7 +177,7 @@
                                     </pic:cNvPicPr>
                                   </pic:nvPicPr>
                                   <pic:blipFill>
-                                    <a:blip r:embed="rId7">
+                                    <a:blip r:embed="rId8">
                                       <a:extLst>
                                         <a:ext uri="{28A0092B-C50C-407E-A947-70E740481C1C}">
                                           <a14:useLocalDpi xmlns:a14="http://schemas.microsoft.com/office/drawing/2010/main" val="0"/>
@@ -414,6 +414,8 @@
         <w:t>.</w:t>
       </w:r>
     </w:p>
+    <w:bookmarkStart w:id="0" w:name="12._Act-Config-VLANs"/>
+    <w:bookmarkEnd w:id="0"/>
     <w:p>
       <w:pPr>
         <w:spacing w:line="200" w:lineRule="atLeast"/>
@@ -425,8 +427,6 @@
           <w:szCs w:val="20"/>
         </w:rPr>
       </w:pPr>
-      <w:bookmarkStart w:id="0" w:name="12._Act-Config-VLANs"/>
-      <w:bookmarkEnd w:id="0"/>
       <w:r>
         <w:rPr>
           <w:rFonts w:ascii="Times New Roman" w:hAnsi="Times New Roman"/>
@@ -684,7 +684,7 @@
                     <pic:cNvPicPr/>
                   </pic:nvPicPr>
                   <pic:blipFill>
-                    <a:blip r:embed="rId8"/>
+                    <a:blip r:embed="rId9"/>
                     <a:stretch>
                       <a:fillRect/>
                     </a:stretch>
@@ -2016,18 +2016,6 @@
     <w:p>
       <w:pPr>
         <w:pStyle w:val="Prrafodelista"/>
-        <w:spacing w:line="360" w:lineRule="exact"/>
-        <w:ind w:left="360" w:right="196"/>
-        <w:jc w:val="both"/>
-        <w:rPr>
-          <w:rFonts w:ascii="Arial" w:hAnsi="Arial" w:cs="Arial"/>
-          <w:spacing w:val="-1"/>
-        </w:rPr>
-      </w:pPr>
-    </w:p>
-    <w:p>
-      <w:pPr>
-        <w:pStyle w:val="Prrafodelista"/>
         <w:numPr>
           <w:ilvl w:val="0"/>
           <w:numId w:val="20"/>
@@ -2156,7 +2144,7 @@
       </w:r>
       <w:r>
         <w:rPr>
-          <w:rStyle w:val="Textoennegrita"/>
+          <w:rStyle w:val="Fuerte"/>
           <w:rFonts w:ascii="Arial" w:hAnsi="Arial" w:cs="Arial"/>
           <w:color w:val="000000"/>
           <w:sz w:val="20"/>
@@ -2175,7 +2163,7 @@
       </w:r>
       <w:r>
         <w:rPr>
-          <w:rStyle w:val="Textoennegrita"/>
+          <w:rStyle w:val="Fuerte"/>
           <w:rFonts w:ascii="Arial" w:hAnsi="Arial" w:cs="Arial"/>
           <w:color w:val="000000"/>
           <w:sz w:val="20"/>
@@ -4037,43 +4025,65 @@
       </w:pPr>
       <w:r>
         <w:rPr>
-          <w:rFonts w:ascii="Arial" w:eastAsia="Times New Roman" w:hAnsi="Arial" w:cs="Arial"/>
-          <w:sz w:val="20"/>
-          <w:szCs w:val="20"/>
-        </w:rPr>
-        <w:t xml:space="preserve">Excluye la IP de los </w:t>
-      </w:r>
-      <w:r>
-        <w:rPr>
-          <w:rFonts w:ascii="Arial" w:eastAsia="Times New Roman" w:hAnsi="Arial" w:cs="Arial"/>
-          <w:sz w:val="20"/>
-          <w:szCs w:val="20"/>
-        </w:rPr>
-        <w:t xml:space="preserve">default Gateway, la IP de los </w:t>
-      </w:r>
-      <w:r>
-        <w:rPr>
-          <w:rFonts w:ascii="Arial" w:eastAsia="Times New Roman" w:hAnsi="Arial" w:cs="Arial"/>
-          <w:sz w:val="20"/>
-          <w:szCs w:val="20"/>
-        </w:rPr>
-        <w:t>servidores</w:t>
-      </w:r>
-      <w:r>
-        <w:rPr>
-          <w:rFonts w:ascii="Arial" w:eastAsia="Times New Roman" w:hAnsi="Arial" w:cs="Arial"/>
-          <w:sz w:val="20"/>
-          <w:szCs w:val="20"/>
-        </w:rPr>
-        <w:t xml:space="preserve"> de Empleados y Directivos y </w:t>
-      </w:r>
-      <w:r>
-        <w:rPr>
-          <w:rFonts w:ascii="Arial" w:eastAsia="Times New Roman" w:hAnsi="Arial" w:cs="Arial"/>
-          <w:sz w:val="20"/>
-          <w:szCs w:val="20"/>
-        </w:rPr>
-        <w:t>la IP de los switches.</w:t>
+          <w:rFonts w:ascii="Arial" w:hAnsi="Arial" w:cs="Arial"/>
+          <w:sz w:val="20"/>
+          <w:szCs w:val="20"/>
+        </w:rPr>
+        <w:t xml:space="preserve">Excluye las direcciones IP del </w:t>
+      </w:r>
+      <w:r>
+        <w:rPr>
+          <w:rFonts w:ascii="Arial" w:hAnsi="Arial" w:cs="Arial"/>
+          <w:b/>
+          <w:bCs/>
+          <w:sz w:val="20"/>
+          <w:szCs w:val="20"/>
+        </w:rPr>
+        <w:t>Default Gateway</w:t>
+      </w:r>
+      <w:r>
+        <w:rPr>
+          <w:rFonts w:ascii="Arial" w:hAnsi="Arial" w:cs="Arial"/>
+          <w:sz w:val="20"/>
+          <w:szCs w:val="20"/>
+        </w:rPr>
+        <w:t xml:space="preserve">, de los servidores de </w:t>
+      </w:r>
+      <w:r>
+        <w:rPr>
+          <w:rFonts w:ascii="Arial" w:hAnsi="Arial" w:cs="Arial"/>
+          <w:b/>
+          <w:bCs/>
+          <w:sz w:val="20"/>
+          <w:szCs w:val="20"/>
+        </w:rPr>
+        <w:t>Empleados y Directivos</w:t>
+      </w:r>
+      <w:r>
+        <w:rPr>
+          <w:rFonts w:ascii="Arial" w:hAnsi="Arial" w:cs="Arial"/>
+          <w:sz w:val="20"/>
+          <w:szCs w:val="20"/>
+        </w:rPr>
+        <w:t xml:space="preserve">, y de los </w:t>
+      </w:r>
+      <w:r>
+        <w:rPr>
+          <w:rFonts w:ascii="Arial" w:hAnsi="Arial" w:cs="Arial"/>
+          <w:b/>
+          <w:bCs/>
+          <w:sz w:val="20"/>
+          <w:szCs w:val="20"/>
+        </w:rPr>
+        <w:t>switches</w:t>
+      </w:r>
+      <w:r>
+        <w:rPr>
+          <w:rFonts w:ascii="Arial" w:hAnsi="Arial" w:cs="Arial"/>
+          <w:sz w:val="20"/>
+          <w:szCs w:val="20"/>
+        </w:rPr>
+        <w:t>.</w:t>
       </w:r>
     </w:p>
     <w:p>
@@ -4205,7 +4215,7 @@
           <w:numId w:val="20"/>
         </w:numPr>
         <w:spacing w:after="120" w:line="360" w:lineRule="exact"/>
-        <w:ind w:left="357" w:right="198" w:hanging="357"/>
+        <w:ind w:right="196"/>
         <w:jc w:val="both"/>
         <w:rPr>
           <w:rFonts w:ascii="Arial" w:eastAsia="Times New Roman" w:hAnsi="Arial" w:cs="Arial"/>
@@ -4260,8 +4270,8 @@
         </w:rPr>
         <w:t xml:space="preserve"> en todos los servidores (www.empleados.com, www.directivos.com, www.google.com y DNSServer.com.)</w:t>
       </w:r>
+      <w:bookmarkEnd w:id="1"/>
     </w:p>
-    <w:bookmarkEnd w:id="1"/>
     <w:p>
       <w:pPr>
         <w:pStyle w:val="Prrafodelista"/>
@@ -4269,7 +4279,7 @@
           <w:ilvl w:val="0"/>
           <w:numId w:val="20"/>
         </w:numPr>
-        <w:spacing w:line="360" w:lineRule="exact"/>
+        <w:spacing w:after="120" w:line="360" w:lineRule="exact"/>
         <w:ind w:right="196"/>
         <w:jc w:val="both"/>
         <w:rPr>
@@ -4284,7 +4294,6 @@
           <w:sz w:val="20"/>
           <w:szCs w:val="20"/>
         </w:rPr>
-        <w:lastRenderedPageBreak/>
         <w:t>Habilit</w:t>
       </w:r>
       <w:r>
@@ -4654,43 +4663,7 @@
                 <w:sz w:val="20"/>
                 <w:szCs w:val="20"/>
               </w:rPr>
-              <w:t>(</w:t>
-            </w:r>
-            <w:proofErr w:type="spellStart"/>
-            <w:r>
-              <w:rPr>
-                <w:rFonts w:ascii="Arial" w:hAnsi="Arial" w:cs="Arial"/>
-                <w:sz w:val="20"/>
-                <w:szCs w:val="20"/>
-              </w:rPr>
-              <w:t>Fail</w:t>
-            </w:r>
-            <w:proofErr w:type="spellEnd"/>
-            <w:r>
-              <w:rPr>
-                <w:rFonts w:ascii="Arial" w:hAnsi="Arial" w:cs="Arial"/>
-                <w:sz w:val="20"/>
-                <w:szCs w:val="20"/>
-              </w:rPr>
-              <w:t xml:space="preserve"> / </w:t>
-            </w:r>
-            <w:proofErr w:type="spellStart"/>
-            <w:r>
-              <w:rPr>
-                <w:rFonts w:ascii="Arial" w:hAnsi="Arial" w:cs="Arial"/>
-                <w:sz w:val="20"/>
-                <w:szCs w:val="20"/>
-              </w:rPr>
-              <w:t>Success</w:t>
-            </w:r>
-            <w:proofErr w:type="spellEnd"/>
-            <w:r>
-              <w:rPr>
-                <w:rFonts w:ascii="Arial" w:hAnsi="Arial" w:cs="Arial"/>
-                <w:sz w:val="20"/>
-                <w:szCs w:val="20"/>
-              </w:rPr>
-              <w:t>)</w:t>
+              <w:t>(Fail / Success)</w:t>
             </w:r>
           </w:p>
         </w:tc>
@@ -4974,7 +4947,7 @@
             </w:pPr>
             <w:r>
               <w:rPr>
-                <w:rFonts w:ascii="Arial"/>
+                <w:rFonts w:ascii="Arial" w:hAnsi="Arial" w:cs="Arial"/>
                 <w:sz w:val="20"/>
                 <w:szCs w:val="20"/>
               </w:rPr>
@@ -5076,7 +5049,9 @@
             </w:pPr>
             <w:r>
               <w:rPr>
-                <w:rFonts w:cs="Arial"/>
+                <w:rFonts w:ascii="Arial" w:hAnsi="Arial" w:cs="Arial"/>
+                <w:sz w:val="20"/>
+                <w:szCs w:val="20"/>
               </w:rPr>
               <w:t>192.178.52.163</w:t>
             </w:r>
@@ -5176,7 +5151,9 @@
             </w:pPr>
             <w:r>
               <w:rPr>
-                <w:rFonts w:cs="Arial"/>
+                <w:rFonts w:ascii="Arial" w:hAnsi="Arial" w:cs="Arial"/>
+                <w:sz w:val="20"/>
+                <w:szCs w:val="20"/>
               </w:rPr>
               <w:t>64.1.2.3</w:t>
             </w:r>
@@ -5476,43 +5453,7 @@
                 <w:sz w:val="20"/>
                 <w:szCs w:val="20"/>
               </w:rPr>
-              <w:t>(</w:t>
-            </w:r>
-            <w:proofErr w:type="spellStart"/>
-            <w:r>
-              <w:rPr>
-                <w:rFonts w:ascii="Arial" w:hAnsi="Arial" w:cs="Arial"/>
-                <w:sz w:val="20"/>
-                <w:szCs w:val="20"/>
-              </w:rPr>
-              <w:t>Fail</w:t>
-            </w:r>
-            <w:proofErr w:type="spellEnd"/>
-            <w:r>
-              <w:rPr>
-                <w:rFonts w:ascii="Arial" w:hAnsi="Arial" w:cs="Arial"/>
-                <w:sz w:val="20"/>
-                <w:szCs w:val="20"/>
-              </w:rPr>
-              <w:t xml:space="preserve"> / </w:t>
-            </w:r>
-            <w:proofErr w:type="spellStart"/>
-            <w:r>
-              <w:rPr>
-                <w:rFonts w:ascii="Arial" w:hAnsi="Arial" w:cs="Arial"/>
-                <w:sz w:val="20"/>
-                <w:szCs w:val="20"/>
-              </w:rPr>
-              <w:t>Success</w:t>
-            </w:r>
-            <w:proofErr w:type="spellEnd"/>
-            <w:r>
-              <w:rPr>
-                <w:rFonts w:ascii="Arial" w:hAnsi="Arial" w:cs="Arial"/>
-                <w:sz w:val="20"/>
-                <w:szCs w:val="20"/>
-              </w:rPr>
-              <w:t>)</w:t>
+              <w:t>(Fail / Success)</w:t>
             </w:r>
           </w:p>
         </w:tc>
@@ -5594,7 +5535,9 @@
             </w:pPr>
             <w:r>
               <w:rPr>
-                <w:rFonts w:cs="Arial"/>
+                <w:rFonts w:ascii="Arial" w:hAnsi="Arial" w:cs="Arial"/>
+                <w:sz w:val="20"/>
+                <w:szCs w:val="20"/>
               </w:rPr>
               <w:t>200.10.5.1</w:t>
             </w:r>
@@ -5695,7 +5638,9 @@
             </w:pPr>
             <w:r>
               <w:rPr>
-                <w:rFonts w:cs="Arial"/>
+                <w:rFonts w:ascii="Arial" w:hAnsi="Arial" w:cs="Arial"/>
+                <w:sz w:val="20"/>
+                <w:szCs w:val="20"/>
               </w:rPr>
               <w:t>200.10.5.65</w:t>
             </w:r>
@@ -5797,7 +5742,9 @@
             </w:pPr>
             <w:r>
               <w:rPr>
-                <w:rFonts w:cs="Arial"/>
+                <w:rFonts w:ascii="Arial" w:hAnsi="Arial" w:cs="Arial"/>
+                <w:sz w:val="20"/>
+                <w:szCs w:val="20"/>
               </w:rPr>
               <w:t>192.178.52.163</w:t>
             </w:r>
@@ -5897,7 +5844,9 @@
             </w:pPr>
             <w:r>
               <w:rPr>
-                <w:rFonts w:cs="Arial"/>
+                <w:rFonts w:ascii="Arial" w:hAnsi="Arial" w:cs="Arial"/>
+                <w:sz w:val="20"/>
+                <w:szCs w:val="20"/>
               </w:rPr>
               <w:t>64.1.2.3</w:t>
             </w:r>
@@ -6672,43 +6621,7 @@
                 <w:sz w:val="20"/>
                 <w:szCs w:val="20"/>
               </w:rPr>
-              <w:t>(</w:t>
-            </w:r>
-            <w:proofErr w:type="spellStart"/>
-            <w:r>
-              <w:rPr>
-                <w:rFonts w:ascii="Arial" w:hAnsi="Arial" w:cs="Arial"/>
-                <w:sz w:val="20"/>
-                <w:szCs w:val="20"/>
-              </w:rPr>
-              <w:t>Fail</w:t>
-            </w:r>
-            <w:proofErr w:type="spellEnd"/>
-            <w:r>
-              <w:rPr>
-                <w:rFonts w:ascii="Arial" w:hAnsi="Arial" w:cs="Arial"/>
-                <w:sz w:val="20"/>
-                <w:szCs w:val="20"/>
-              </w:rPr>
-              <w:t xml:space="preserve"> / </w:t>
-            </w:r>
-            <w:proofErr w:type="spellStart"/>
-            <w:r>
-              <w:rPr>
-                <w:rFonts w:ascii="Arial" w:hAnsi="Arial" w:cs="Arial"/>
-                <w:sz w:val="20"/>
-                <w:szCs w:val="20"/>
-              </w:rPr>
-              <w:t>Success</w:t>
-            </w:r>
-            <w:proofErr w:type="spellEnd"/>
-            <w:r>
-              <w:rPr>
-                <w:rFonts w:ascii="Arial" w:hAnsi="Arial" w:cs="Arial"/>
-                <w:sz w:val="20"/>
-                <w:szCs w:val="20"/>
-              </w:rPr>
-              <w:t>)</w:t>
+              <w:t>(Fail / Success)</w:t>
             </w:r>
           </w:p>
         </w:tc>
@@ -7058,9 +6971,9 @@
       </w:pPr>
     </w:p>
     <w:sectPr>
-      <w:footerReference w:type="default" r:id="rId9"/>
+      <w:footerReference w:type="default" r:id="rId10"/>
       <w:pgSz w:w="12240" w:h="15840"/>
-      <w:pgMar w:top="284" w:right="1080" w:bottom="993" w:left="1080" w:header="0" w:footer="1696" w:gutter="0"/>
+      <w:pgMar w:top="284" w:right="1080" w:bottom="851" w:left="1080" w:header="0" w:footer="1696" w:gutter="0"/>
       <w:cols w:space="720"/>
       <w:docGrid w:linePitch="299"/>
     </w:sectPr>
@@ -12248,7 +12161,6 @@
   <w:style w:type="character" w:default="1" w:styleId="Fuentedeprrafopredeter">
     <w:name w:val="Default Paragraph Font"/>
     <w:uiPriority w:val="1"/>
-    <w:semiHidden/>
     <w:unhideWhenUsed/>
   </w:style>
   <w:style w:type="table" w:default="1" w:styleId="Tablanormal">
@@ -12505,7 +12417,7 @@
       <w:shd w:val="clear" w:color="auto" w:fill="BFBFBF"/>
     </w:rPr>
   </w:style>
-  <w:style w:type="character" w:styleId="Textoennegrita">
+  <w:style w:type="character" w:styleId="Fuerte">
     <w:name w:val="Strong"/>
     <w:basedOn w:val="Fuentedeprrafopredeter"/>
     <w:uiPriority w:val="22"/>
